--- a/fase2/Evidencias Grupales/retrospectivas/DPAY3_ACTA_Retro_S02_PARA_FIRMAR.docx
+++ b/fase2/Evidencias Grupales/retrospectivas/DPAY3_ACTA_Retro_S02_PARA_FIRMAR.docx
@@ -10,7 +10,7 @@
         <w:rPr>
           <w:color w:val="0B5C8A"/>
         </w:rPr>
-        <w:t>Acta de retrospectiva — Sprint 2 (para firmar)</w:t>
+        <w:t>Acta de retrospectiva - Sprint 2 (para firmar)</w:t>
       </w:r>
     </w:p>
     <w:p>
@@ -20,7 +20,7 @@
           <w:color w:val="555555"/>
           <w:sz w:val="26"/>
         </w:rPr>
-        <w:t>Borrador de cierre + constancia de asistencia — D-PAY 3.0</w:t>
+        <w:t>Borrador de cierre + constancia de asistencia - D-PAY 3.0</w:t>
       </w:r>
     </w:p>
     <w:tbl>
@@ -53,7 +53,7 @@
           </w:tcPr>
           <w:p>
             <w:r>
-              <w:t>D-PAY 3.0 — POS móvil multi-pasarela (DTemite)</w:t>
+              <w:t>D-PAY 3.0 - POS móvil multi-pasarela (DTemite)</w:t>
             </w:r>
           </w:p>
         </w:tc>
@@ -78,7 +78,7 @@
           </w:tcPr>
           <w:p>
             <w:r>
-              <w:t>Capstone APT122 — Duoc UC 2026-2</w:t>
+              <w:t>Capstone APT122 - Duoc UC 2026-2</w:t>
             </w:r>
           </w:p>
         </w:tc>
@@ -228,7 +228,7 @@
           </w:tcPr>
           <w:p>
             <w:r>
-              <w:t>22/09 — 05/10/2026 (semanas 7-8)</w:t>
+              <w:t>22/09 - 05/10/2026 (semanas 7-8)</w:t>
             </w:r>
           </w:p>
         </w:tc>
@@ -253,7 +253,7 @@
           </w:tcPr>
           <w:p>
             <w:r>
-              <w:t>Cierre ~05/10 — pendiente firmas</w:t>
+              <w:t>Cierre ~05/10 - pendiente firmas</w:t>
             </w:r>
           </w:p>
         </w:tc>
@@ -410,7 +410,7 @@
           </w:tcPr>
           <w:p>
             <w:r>
-              <w:t>Al cierre del sprint — estimada 05/10/2026</w:t>
+              <w:t>Al cierre del sprint - estimada 05/10/2026</w:t>
             </w:r>
           </w:p>
         </w:tc>
@@ -705,7 +705,7 @@
         <w:pStyle w:val="ListBullet"/>
       </w:pPr>
       <w:r>
-        <w:t>Modal QR in-app (monto, timer, tarjetas integración, Cancelar cobro) — COD-04/PR #14.</w:t>
+        <w:t>Modal QR in-app (monto, timer, tarjetas integración, Cancelar cobro) - COD-04/PR #14.</w:t>
       </w:r>
     </w:p>
     <w:p>
@@ -764,7 +764,7 @@
         <w:pStyle w:val="ListBullet"/>
       </w:pPr>
       <w:r>
-        <w:t>ID TC-WP-03 usado para escenarios distintos — usar TC-WP-TBK / DEF-NET.</w:t>
+        <w:t>ID TC-WP-03 usado para escenarios distintos - usar TC-WP-TBK / DEF-NET.</w:t>
       </w:r>
     </w:p>
     <w:p>
